--- a/Files/05 - Devarim/01 - Devarim/5785/Devarim 5785.docx
+++ b/Files/05 - Devarim/01 - Devarim/5785/Devarim 5785.docx
@@ -125,7 +125,7 @@
         <w:rPr>
           <w:rFonts w:ascii="Times New Roman" w:hAnsi="Times New Roman" w:cs="Times New Roman"/>
         </w:rPr>
-        <w:t xml:space="preserve"> of</w:t>
+        <w:t xml:space="preserve"> of </w:t>
       </w:r>
       <w:r>
         <w:rPr>
@@ -481,7 +481,7 @@
         <w:rPr>
           <w:rFonts w:ascii="Times New Roman" w:hAnsi="Times New Roman" w:cs="Times New Roman"/>
         </w:rPr>
-        <w:t>s</w:t>
+        <w:t xml:space="preserve">s </w:t>
       </w:r>
       <w:r>
         <w:rPr>

--- a/Files/05 - Devarim/01 - Devarim/5785/Devarim 5785.docx
+++ b/Files/05 - Devarim/01 - Devarim/5785/Devarim 5785.docx
@@ -230,7 +230,7 @@
           <w:rFonts w:ascii="Times New Roman" w:hAnsi="Times New Roman" w:cs="Times New Roman"/>
           <w:rtl/>
         </w:rPr>
-        <w:t>"</w:t>
+        <w:t>״</w:t>
       </w:r>
       <w:r>
         <w:rPr>
